--- a/title_page.docx
+++ b/title_page.docx
@@ -34,6 +34,41 @@
           <w:color w:val="000000"/>
           <w:sz w:val="24"/>
         </w:rPr>
+        <w:t>Running head</w:t>
+      </w:r>
+    </w:p>
+    <w:p>
+      <w:pPr>
+        <w:spacing w:before="0" w:after="0" w:line="480" w:lineRule="auto"/>
+        <w:ind w:firstLine="0"/>
+        <w:jc w:val="both"/>
+      </w:pPr>
+      <w:r>
+        <w:rPr>
+          <w:rFonts w:ascii="Times New Roman" w:hAnsi="Times New Roman" w:eastAsia="Times New Roman"/>
+          <w:b w:val="0"/>
+          <w:i w:val="0"/>
+          <w:color w:val="000000"/>
+          <w:sz w:val="24"/>
+        </w:rPr>
+        <w:t>Trade Openness and Growth</w:t>
+      </w:r>
+    </w:p>
+    <w:p>
+      <w:pPr>
+        <w:pStyle w:val="Heading2"/>
+        <w:spacing w:before="240" w:after="120" w:line="480" w:lineRule="auto"/>
+        <w:ind w:firstLine="0"/>
+        <w:jc w:val="left"/>
+      </w:pPr>
+      <w:r>
+        <w:rPr>
+          <w:rFonts w:ascii="Times New Roman" w:hAnsi="Times New Roman" w:eastAsia="Times New Roman"/>
+          <w:b/>
+          <w:i w:val="0"/>
+          <w:color w:val="000000"/>
+          <w:sz w:val="24"/>
+        </w:rPr>
         <w:t>Author(s)</w:t>
       </w:r>
     </w:p>
@@ -51,7 +86,7 @@
           <w:color w:val="000000"/>
           <w:sz w:val="24"/>
         </w:rPr>
-        <w:t>Anonymous Author(s)</w:t>
+        <w:t>Jinxin Li (ORCID: [ORCID to be inserted])</w:t>
       </w:r>
     </w:p>
     <w:p>
@@ -86,7 +121,7 @@
           <w:color w:val="000000"/>
           <w:sz w:val="24"/>
         </w:rPr>
-        <w:t>Affiliation withheld for peer review</w:t>
+        <w:t>Institute for Advanced Study, AcerisSola, Hangzhou Aceris Intelligent Technology Co., Ltd.</w:t>
       </w:r>
     </w:p>
     <w:p>
@@ -121,7 +156,7 @@
           <w:color w:val="000000"/>
           <w:sz w:val="24"/>
         </w:rPr>
-        <w:t>Name, full postal address, and e-mail address to be added at submission.</w:t>
+        <w:t>Jinxin Li, Institute for Advanced Study, AcerisSola, Hangzhou Aceris Intelligent Technology Co., Ltd. Full postal address and e-mail address to be added at submission.</w:t>
       </w:r>
     </w:p>
     <w:p>
@@ -174,6 +209,41 @@
           <w:color w:val="000000"/>
           <w:sz w:val="24"/>
         </w:rPr>
+        <w:t>Funding sources</w:t>
+      </w:r>
+    </w:p>
+    <w:p>
+      <w:pPr>
+        <w:spacing w:before="0" w:after="0" w:line="480" w:lineRule="auto"/>
+        <w:ind w:firstLine="0"/>
+        <w:jc w:val="both"/>
+      </w:pPr>
+      <w:r>
+        <w:rPr>
+          <w:rFonts w:ascii="Times New Roman" w:hAnsi="Times New Roman" w:eastAsia="Times New Roman"/>
+          <w:b w:val="0"/>
+          <w:i w:val="0"/>
+          <w:color w:val="000000"/>
+          <w:sz w:val="24"/>
+        </w:rPr>
+        <w:t>None declared.</w:t>
+      </w:r>
+    </w:p>
+    <w:p>
+      <w:pPr>
+        <w:pStyle w:val="Heading2"/>
+        <w:spacing w:before="240" w:after="120" w:line="480" w:lineRule="auto"/>
+        <w:ind w:firstLine="0"/>
+        <w:jc w:val="left"/>
+      </w:pPr>
+      <w:r>
+        <w:rPr>
+          <w:rFonts w:ascii="Times New Roman" w:hAnsi="Times New Roman" w:eastAsia="Times New Roman"/>
+          <w:b/>
+          <w:i w:val="0"/>
+          <w:color w:val="000000"/>
+          <w:sz w:val="24"/>
+        </w:rPr>
         <w:t>Declaration of competing interest</w:t>
       </w:r>
     </w:p>
@@ -192,6 +262,76 @@
           <w:sz w:val="24"/>
         </w:rPr>
         <w:t>Declarations of interest: none</w:t>
+      </w:r>
+    </w:p>
+    <w:p>
+      <w:pPr>
+        <w:pStyle w:val="Heading2"/>
+        <w:spacing w:before="240" w:after="120" w:line="480" w:lineRule="auto"/>
+        <w:ind w:firstLine="0"/>
+        <w:jc w:val="left"/>
+      </w:pPr>
+      <w:r>
+        <w:rPr>
+          <w:rFonts w:ascii="Times New Roman" w:hAnsi="Times New Roman" w:eastAsia="Times New Roman"/>
+          <w:b/>
+          <w:i w:val="0"/>
+          <w:color w:val="000000"/>
+          <w:sz w:val="24"/>
+        </w:rPr>
+        <w:t>Declaration of generative AI and AI-assisted technologies in the manuscript preparation process</w:t>
+      </w:r>
+    </w:p>
+    <w:p>
+      <w:pPr>
+        <w:spacing w:before="0" w:after="0" w:line="480" w:lineRule="auto"/>
+        <w:ind w:firstLine="0"/>
+        <w:jc w:val="both"/>
+      </w:pPr>
+      <w:r>
+        <w:rPr>
+          <w:rFonts w:ascii="Times New Roman" w:hAnsi="Times New Roman" w:eastAsia="Times New Roman"/>
+          <w:b w:val="0"/>
+          <w:i w:val="0"/>
+          <w:color w:val="000000"/>
+          <w:sz w:val="24"/>
+        </w:rPr>
+        <w:t>During the preparation of this work the author(s) used GLM-5.2 for grammatical correction and linguistic refinement. After using this tool/service, the author(s) reviewed and edited the content as needed and take(s) full responsibility for the publication's content.</w:t>
+      </w:r>
+    </w:p>
+    <w:p>
+      <w:pPr>
+        <w:pStyle w:val="Heading2"/>
+        <w:spacing w:before="240" w:after="120" w:line="480" w:lineRule="auto"/>
+        <w:ind w:firstLine="0"/>
+        <w:jc w:val="left"/>
+      </w:pPr>
+      <w:r>
+        <w:rPr>
+          <w:rFonts w:ascii="Times New Roman" w:hAnsi="Times New Roman" w:eastAsia="Times New Roman"/>
+          <w:b/>
+          <w:i w:val="0"/>
+          <w:color w:val="000000"/>
+          <w:sz w:val="24"/>
+        </w:rPr>
+        <w:t>Data availability</w:t>
+      </w:r>
+    </w:p>
+    <w:p>
+      <w:pPr>
+        <w:spacing w:before="0" w:after="0" w:line="480" w:lineRule="auto"/>
+        <w:ind w:firstLine="0"/>
+        <w:jc w:val="both"/>
+      </w:pPr>
+      <w:r>
+        <w:rPr>
+          <w:rFonts w:ascii="Times New Roman" w:hAnsi="Times New Roman" w:eastAsia="Times New Roman"/>
+          <w:b w:val="0"/>
+          <w:i w:val="0"/>
+          <w:color w:val="000000"/>
+          <w:sz w:val="24"/>
+        </w:rPr>
+        <w:t>All data were downloaded from the World Bank World Development Indicators API (https://data.worldbank.org/) on the date of analysis. The Python scripts used to download, clean, analyze, and compile the manuscript are available at https://github.com/AcerisSolaIAS/trade-openness-growth-replication.</w:t>
       </w:r>
     </w:p>
     <w:sectPr>
